--- a/labs/tasks/word/TASK-02-identidad-google-oauth.docx
+++ b/labs/tasks/word/TASK-02-identidad-google-oauth.docx
@@ -144,6 +144,124 @@
         <w:t>app/config/settings.py</w:t>
         <w:br/>
         <w:t>app/main.py</w:t>
+      </w:r>
+    </w:p>
+    <w:p>
+      <w:pPr>
+        <w:pStyle w:val="Heading2"/>
+      </w:pPr>
+      <w:r>
+        <w:t>Preparar la estructura de archivos</w:t>
+      </w:r>
+    </w:p>
+    <w:p>
+      <w:r>
+        <w:t>Ejecutar estos comandos desde la raíz del proyecto. Crean únicamente los archivos nuevos de identidad; no sobrescriben settings.py ni main.py, que ya existen.</w:t>
+      </w:r>
+    </w:p>
+    <w:p>
+      <w:pPr>
+        <w:pStyle w:val="Heading3"/>
+      </w:pPr>
+      <w:r>
+        <w:t>macOS y Linux</w:t>
+      </w:r>
+    </w:p>
+    <w:p>
+      <w:pPr>
+        <w:spacing w:before="60" w:after="140"/>
+        <w:ind w:left="1080" w:right="1080"/>
+        <w:shd w:fill="F7F7F7"/>
+        <w:pBdr>
+          <w:top w:val="single" w:sz="4" w:color="D9D9D9"/>
+          <w:left w:val="single" w:sz="4" w:color="D9D9D9"/>
+          <w:bottom w:val="single" w:sz="4" w:color="D9D9D9"/>
+          <w:right w:val="single" w:sz="4" w:color="D9D9D9"/>
+        </w:pBdr>
+      </w:pPr>
+      <w:r>
+        <w:rPr>
+          <w:rFonts w:ascii="Courier New" w:hAnsi="Courier New"/>
+          <w:sz w:val="16"/>
+        </w:rPr>
+        <w:t>mkdir -p app/modules/identity</w:t>
+        <w:br/>
+        <w:t>touch app/modules/identity/router.py \</w:t>
+        <w:br/>
+        <w:t xml:space="preserve">      app/modules/identity/schemas.py \</w:t>
+        <w:br/>
+        <w:t xml:space="preserve">      app/modules/identity/service.py \</w:t>
+        <w:br/>
+        <w:t xml:space="preserve">      app/modules/identity/google_port.py \</w:t>
+        <w:br/>
+        <w:t xml:space="preserve">      app/modules/identity/google_adapter.py</w:t>
+      </w:r>
+    </w:p>
+    <w:p>
+      <w:pPr>
+        <w:pStyle w:val="Heading3"/>
+      </w:pPr>
+      <w:r>
+        <w:t>Windows PowerShell</w:t>
+      </w:r>
+    </w:p>
+    <w:p>
+      <w:pPr>
+        <w:spacing w:before="60" w:after="140"/>
+        <w:ind w:left="1080" w:right="1080"/>
+        <w:shd w:fill="F7F7F7"/>
+        <w:pBdr>
+          <w:top w:val="single" w:sz="4" w:color="D9D9D9"/>
+          <w:left w:val="single" w:sz="4" w:color="D9D9D9"/>
+          <w:bottom w:val="single" w:sz="4" w:color="D9D9D9"/>
+          <w:right w:val="single" w:sz="4" w:color="D9D9D9"/>
+        </w:pBdr>
+      </w:pPr>
+      <w:r>
+        <w:rPr>
+          <w:rFonts w:ascii="Courier New" w:hAnsi="Courier New"/>
+          <w:sz w:val="16"/>
+        </w:rPr>
+        <w:t>New-Item -ItemType Directory -Force app/modules/identity</w:t>
+        <w:br/>
+        <w:t>@("router.py", "schemas.py", "service.py", "google_port.py", "google_adapter.py") |</w:t>
+        <w:br/>
+        <w:t xml:space="preserve">    ForEach-Object { New-Item -ItemType File -Force "app/modules/identity/$_" }</w:t>
+      </w:r>
+    </w:p>
+    <w:p>
+      <w:r>
+        <w:t>Después de ejecutar los comandos, la estructura inicial debe quedar así:</w:t>
+      </w:r>
+    </w:p>
+    <w:p>
+      <w:pPr>
+        <w:spacing w:before="60" w:after="140"/>
+        <w:ind w:left="1080" w:right="1080"/>
+        <w:shd w:fill="F7F7F7"/>
+        <w:pBdr>
+          <w:top w:val="single" w:sz="4" w:color="D9D9D9"/>
+          <w:left w:val="single" w:sz="4" w:color="D9D9D9"/>
+          <w:bottom w:val="single" w:sz="4" w:color="D9D9D9"/>
+          <w:right w:val="single" w:sz="4" w:color="D9D9D9"/>
+        </w:pBdr>
+      </w:pPr>
+      <w:r>
+        <w:rPr>
+          <w:rFonts w:ascii="Courier New" w:hAnsi="Courier New"/>
+          <w:sz w:val="16"/>
+        </w:rPr>
+        <w:t>app/modules/identity/</w:t>
+        <w:br/>
+        <w:t>├── google_adapter.py</w:t>
+        <w:br/>
+        <w:t>├── google_port.py</w:t>
+        <w:br/>
+        <w:t>├── router.py</w:t>
+        <w:br/>
+        <w:t>├── schemas.py</w:t>
+        <w:br/>
+        <w:t>└── service.py</w:t>
       </w:r>
     </w:p>
     <w:p>
